--- a/klagomål/A 32648-2026 FSC-klagomål.docx
+++ b/klagomål/A 32648-2026 FSC-klagomål.docx
@@ -759,7 +759,7 @@
     <w:r>
       <w:tab/>
       <w:tab/>
-      <w:t>2026-08-07</w:t>
+      <w:t>2026-08-08</w:t>
       <w:br/>
       <w:br/>
     </w:r>

--- a/klagomål/A 32648-2026 FSC-klagomål.docx
+++ b/klagomål/A 32648-2026 FSC-klagomål.docx
@@ -216,7 +216,7 @@
         <w:spacing w:after="240"/>
       </w:pPr>
       <w:r>
-        <w:t>Figur 1. Fyndplatser för naturvårdsarter i och inom 20 meter från avverkningsanmälan. Markörer utan svart kant är placerade på fyndplatsen. Markörer med svart kant är placerade vid sidan av fyndplatsen har ett svart streck som visar fyndplatsens exakta position. Kartans mittpunktskoordinat är N 6950506, E 480786 i SWEREF 99 TM.</w:t>
+        <w:t>Figur 1. Fyndplatser för naturvårdsarter i och inom 20 meter från avverkningsanmälan. Markörer utan svart kant är placerade på fyndplatsen. Markörer med svart kant är placerade vid sidan av fyndplatsen och har ett svart streck som visar fyndplatsens exakta position. Kartans mittpunktskoordinat är N 6950506, E 480786 i SWEREF 99 TM.</w:t>
       </w:r>
     </w:p>
     <w:p>
@@ -759,7 +759,7 @@
     <w:r>
       <w:tab/>
       <w:tab/>
-      <w:t>2026-08-14</w:t>
+      <w:t>2026-08-15</w:t>
       <w:br/>
       <w:br/>
     </w:r>

--- a/klagomål/A 32648-2026 FSC-klagomål.docx
+++ b/klagomål/A 32648-2026 FSC-klagomål.docx
@@ -759,7 +759,7 @@
     <w:r>
       <w:tab/>
       <w:tab/>
-      <w:t>2026-08-15</w:t>
+      <w:t>2026-08-16</w:t>
       <w:br/>
       <w:br/>
     </w:r>

--- a/klagomål/A 32648-2026 FSC-klagomål.docx
+++ b/klagomål/A 32648-2026 FSC-klagomål.docx
@@ -759,7 +759,7 @@
     <w:r>
       <w:tab/>
       <w:tab/>
-      <w:t>2026-08-16</w:t>
+      <w:t>2026-08-17</w:t>
       <w:br/>
       <w:br/>
     </w:r>

--- a/klagomål/A 32648-2026 FSC-klagomål.docx
+++ b/klagomål/A 32648-2026 FSC-klagomål.docx
@@ -178,7 +178,7 @@
       <w:r>
         <w:drawing>
           <wp:inline xmlns:a="http://schemas.openxmlformats.org/drawingml/2006/main" xmlns:pic="http://schemas.openxmlformats.org/drawingml/2006/picture">
-            <wp:extent cx="5486400" cy="4719309"/>
+            <wp:extent cx="5486400" cy="4578556"/>
             <wp:docPr id="1" name="Picture 1"/>
             <wp:cNvGraphicFramePr>
               <a:graphicFrameLocks noChangeAspect="1"/>
@@ -199,7 +199,7 @@
                   <pic:spPr>
                     <a:xfrm>
                       <a:off x="0" y="0"/>
-                      <a:ext cx="5486400" cy="4719309"/>
+                      <a:ext cx="5486400" cy="4578556"/>
                     </a:xfrm>
                     <a:prstGeom prst="rect"/>
                   </pic:spPr>
@@ -221,7 +221,7 @@
     </w:p>
     <w:p>
       <w:r>
-        <w:t>I och inom 20 meter från avverkningsanmälan finns fynd av 5 naturvårdsarter, varav 4 är rödlistade, 1 är fridlyst och 1 är typisk (T): kötticka (NT), mörk kolflarnlav (NT), ullticka (NT, T), vedflamlav (NT) och revlummer (§9). Se Figur 1.</w:t>
+        <w:t>I och inom 20 meter från avverkningsanmälan finns fynd av 11 naturvårdsarter, varav 8 är rödlistade, 3 är fridlysta, 5 är typiska (T) och 1 är signalart (S): garnlav (VU, T), kötticka (NT), mörk kolflarnlav (NT), talltita (NT, §4), ullticka (NT, T), vedflamlav (NT), violettgrå tagellav (NT, T), vitgrynig nållav (NT), norrlandslav (S, T), tjäder (T, §4) och revlummer (§9). Se Figur 1.</w:t>
       </w:r>
     </w:p>
     <w:p>
@@ -244,7 +244,36 @@
     </w:p>
     <w:p>
       <w:r>
-        <w:t>Nedan följer beskrivningar av de naturvårdsarter och fridlysta arter som har sina livsmiljöer och växtplatser i den avverkningsanmälda skogen. De påträffade naturvårdsarterna är ett tydligt kvitto på att det rör sig om en skog med höga naturvärden.</w:t>
+        <w:t>Nedan följer beskrivningar av de naturvårdsarter och fridlysta arter som har sina livsmiljöer och växtplatser i den avverkningsanmälda skogen. Se även ytterligare artfakta i BILAGA 1. De påträffade naturvårdsarterna är ett tydligt kvitto på att det rör sig om en skog med höga naturvärden.</w:t>
+      </w:r>
+    </w:p>
+    <w:p>
+      <w:r>
+        <w:rPr>
+          <w:b/>
+        </w:rPr>
+        <w:t>Garnlav (VU)</w:t>
+      </w:r>
+      <w:r>
+        <w:t xml:space="preserve"> är en utpräglad barrskogsart som ibland kan drapera träden i norrländska grannaturskogar med hög luftfuktighet. Den förekommer även i talldominerade bestånd där den, förutom i trädens grenverk, påträffas hängande över ojämnheter i tallbarken. Arten har minskat starkt i södra och mellersta Sverige och den minskar även i sitt nordliga utbredningsområde. Minskningstakten uppgår till 30 (20–50) % inom 50 år och överstiger gränsvärdet för Sårbar (VU). Orsaken till tillbakagången beror främst på slutavverkningar av naturskogsartade skogar. Bestånd med riklig förekomst bör regelmässigt sparas, vilket även gynnar flera andra sällsynta och rödlistade arter. Garnlav är värdväxt för den mycket sällsynta och akut hotade fjärilen barrskogslavfly (CR) som hör hemma i boreala barrskogar med riklig förekomst av värdväxten. Tidigare kunde arten konstateras årligen på flera platser vid Dala-Floda i Dalarna innan lokalerna kalavverkades. Senaste fyndet i landet av barrskogslavfly är från år 2000 då den påträffades vid Högberget i Sollefteå kommun. Garnlav är typisk art för </w:t>
+      </w:r>
+      <w:r>
+        <w:rPr>
+          <w:i/>
+        </w:rPr>
+        <w:t xml:space="preserve">9010 Taiga </w:t>
+      </w:r>
+      <w:r>
+        <w:t>och</w:t>
+      </w:r>
+      <w:r>
+        <w:rPr>
+          <w:i/>
+        </w:rPr>
+        <w:t xml:space="preserve"> 9070 Trädklädd betesmark</w:t>
+      </w:r>
+      <w:r>
+        <w:t xml:space="preserve"> (SLU Artdatabanken, 2026).</w:t>
       </w:r>
     </w:p>
     <w:p>
@@ -283,6 +312,17 @@
         <w:rPr>
           <w:b/>
         </w:rPr>
+        <w:t>Talltita (NT, §4)</w:t>
+      </w:r>
+      <w:r>
+        <w:t>, rödlistad som nära hotad och prioriterad art i Skogsvårdslagen, har häckningsrevir i anmälan. Arten har minskat kraftigt de senaste 30 åren och minskningstakten innevarande 10-årsperiod beräknas till 20 (10–30) %. Talltitan är synnerligen trogen sitt cirka 15 hektar stora revir och är beroende av flerskiktade olikåldriga skogar för att kunna föda upp sina ungar. Talltitan försvinner om dess livsmiljö kalavverkas (Eggers &amp; Low, 2014; Ekman, 1979; Griesser et al, 2007; Klein, 2020; Siffczyk et al, 2003; SLU Artdatabanken, 2021).</w:t>
+      </w:r>
+    </w:p>
+    <w:p>
+      <w:r>
+        <w:rPr>
+          <w:b/>
+        </w:rPr>
         <w:t>Ullticka (NT)</w:t>
       </w:r>
       <w:r>
@@ -352,6 +392,95 @@
       </w:r>
       <w:r>
         <w:t xml:space="preserve"> (VU) påträffas (SLU Artdatabanken, 2026).</w:t>
+      </w:r>
+    </w:p>
+    <w:p>
+      <w:r>
+        <w:rPr>
+          <w:b/>
+        </w:rPr>
+        <w:t>Violettgrå tagellav (NT)</w:t>
+      </w:r>
+      <w:r>
+        <w:t xml:space="preserve"> växer nästan uteslutande i gamla olikåldriga barrnaturskogar med lång skoglig kontinuitet och är en utmärkt signal på skog med höga naturvärden. Slutavverkning av tidigare aldrig slutavverkad skog (kontinuitetsskog) är det största hotet. Biotopen nyskapas i begränsad omfattning och barrskog äldre än 160 år, där den violettgrå tagellaven huvudsakligen påträffas har minskat med 50% de senaste 50 åren. Lågproduktiv skogsmark där laven förekommer bör undantas från skogsbruk och rika förekomster i äldre granskog bör skyddas. Arten är känslig för uttorkning och det är väsentligt att tillräckligt stora bestånd avsätts. Violettgrå tagellav är typisk art för </w:t>
+      </w:r>
+      <w:r>
+        <w:rPr>
+          <w:i/>
+        </w:rPr>
+        <w:t>9010 Taiga</w:t>
+      </w:r>
+      <w:r>
+        <w:t xml:space="preserve"> (SLU Artdatabanken, 2024; Nitare &amp; Skogsstyrelsen, 2019).</w:t>
+      </w:r>
+    </w:p>
+    <w:p>
+      <w:r>
+        <w:rPr>
+          <w:b/>
+        </w:rPr>
+        <w:t>Vitgrynig nållav (NT)</w:t>
+      </w:r>
+      <w:r>
+        <w:t xml:space="preserve"> växer nästan uteslutande på bark av gamla, senvuxna granar i skuggiga lägen med hög och jämn luftfuktighet. Den vanligaste naturtypen för arten är kontinuitetsskogar på frisk mark men den finns också i sumpgranskogar. På lång sikt utgör avverkningar av olikåldriga granskogar av naturskogskaraktär ett allvarligt hot mot arten och skogsbruksåtgärder på eller i närheten av växtplatserna bör undvikas. Naturskogsartade, fuktiga granskogar med förekomster av arten signalerar höga biologiska värden och bör bevaras (SLU Artdatabanken, 2024; Nitare &amp; Skogsstyrelsen, 2019).</w:t>
+      </w:r>
+    </w:p>
+    <w:p>
+      <w:r>
+        <w:rPr>
+          <w:b/>
+        </w:rPr>
+        <w:t xml:space="preserve">Norrlandslav </w:t>
+      </w:r>
+      <w:r>
+        <w:t xml:space="preserve">indikerar söder om den naturliga norrlandsgränsen barrskogsbeklädda bergbranter eller andra ostörda skogsmiljöer med höga naturvärden. Norrlandslav är typisk art för </w:t>
+      </w:r>
+      <w:r>
+        <w:rPr>
+          <w:i/>
+        </w:rPr>
+        <w:t xml:space="preserve">9010 Taiga, 8110 Silikatrasmarker </w:t>
+      </w:r>
+      <w:r>
+        <w:t>och</w:t>
+      </w:r>
+      <w:r>
+        <w:rPr>
+          <w:i/>
+        </w:rPr>
+        <w:t xml:space="preserve"> 8120 Kalkrasmarker </w:t>
+      </w:r>
+      <w:r>
+        <w:t>(Nitare &amp; Skogsstyrelsen, 2000; SLU Artdatabanken, 2025).</w:t>
+      </w:r>
+    </w:p>
+    <w:p>
+      <w:r>
+        <w:rPr>
+          <w:b/>
+        </w:rPr>
+        <w:t>Tjäder (§4)</w:t>
+      </w:r>
+      <w:r>
+        <w:t xml:space="preserve"> omfattas av bilaga 1 och 2 EU:s fågeldirektiv och är typisk art för </w:t>
+      </w:r>
+      <w:r>
+        <w:rPr>
+          <w:i/>
+        </w:rPr>
+        <w:t xml:space="preserve">9010 Taiga </w:t>
+      </w:r>
+      <w:r>
+        <w:t xml:space="preserve">och </w:t>
+      </w:r>
+      <w:r>
+        <w:rPr>
+          <w:i/>
+        </w:rPr>
+        <w:t>9740 Skogsbevuxen myr</w:t>
+      </w:r>
+      <w:r>
+        <w:t>. Tjädern är en utpräglad skogsfågel knuten till större sammanhängande barrskogsområden. Tupparna och hönorna utnyttjar till viss del olika miljöer, och habitatvalet varierar dessutom mellan olika delar av året. För att det ska finnas livskraftiga tjäderbestånd krävs funktionella skogslandskap med en blandning av uppvuxen, gles och luckig skog, täta sumpskogar, myrar och andra små våtmarker. Arten försvinner när skogen fragmenteras och den sammanlagda arealen hyggen och andra öppna områden blir för stor. Ett småskaligt och försiktigt virkesuttag genom hyggesfria metoder kan i vissa fall vara möjligt i området inom 200 m från lekcentrum. Längre ut från lekcentrum, inom 200–500 m bör den avverkade ytan inte överskrida 1 hektar för att undvika alltför stora och snabba förändringar (Skogsstyrelsen, 2019; SLU Artdatabanken, 2024).</w:t>
       </w:r>
     </w:p>
     <w:p>
@@ -406,6 +535,22 @@
       <w:r>
         <w:t>I den avverkningsanmälda skogen har fridlysta arter sina livsmiljöer och växtplatser. Att skada de fridlysta arternas livsmiljöer, växtplatser eller ekologiska funktion är inte tillåtet enligt artskyddsförordningen.</w:t>
       </w:r>
+      <w:r>
+        <w:rPr>
+          <w:i/>
+        </w:rPr>
+        <w:t xml:space="preserve"> EU:s medlemsländer och skogsbolag är skyldiga att agera i enlighet med EU:s fågeldirektiv där det uttryckligen står att direktivet gäller för fåglar samt för deras ägg, bon och </w:t>
+      </w:r>
+      <w:r>
+        <w:rPr>
+          <w:b/>
+          <w:i/>
+        </w:rPr>
+        <w:t xml:space="preserve">livsmiljöer </w:t>
+      </w:r>
+      <w:r>
+        <w:t>(artikel 1). Vidare att de åtgärder som vidtas inte får leda till en försämring av den nuvarande situationen beträffande bevarandet av de fågelarter som avses i artikel 1 (artikel 13).</w:t>
+      </w:r>
     </w:p>
     <w:p>
       <w:r>
@@ -444,7 +589,7 @@
         <w:rPr>
           <w:i/>
         </w:rPr>
-        <w:t>I det avverkningsanmälda skogsområdet har 5 naturvårdsarter varav 4 rödlistade arter sina livsmiljöer och växtplatser.</w:t>
+        <w:t>I det avverkningsanmälda skogsområdet har 11 naturvårdsarter varav 8 rödlistade arter sina livsmiljöer och växtplatser.</w:t>
       </w:r>
     </w:p>
     <w:p>
@@ -629,6 +774,208 @@
           <w:i/>
         </w:rPr>
         <w:t>I den avverkningsanmälda skogen har fridlysta arter sina livsmiljöer och växtplatser. Att skada de fridlysta arternas livsmiljöer, växtplatser eller ekologiska funktion är inte tillåtet enligt artskyddsförordningen</w:t>
+      </w:r>
+    </w:p>
+    <w:p>
+      <w:r>
+        <w:br w:type="page"/>
+      </w:r>
+    </w:p>
+    <w:p>
+      <w:pPr>
+        <w:pStyle w:val="Title"/>
+      </w:pPr>
+      <w:r>
+        <w:t>BILAGA 1 – Fridlysta arter</w:t>
+      </w:r>
+    </w:p>
+    <w:p>
+      <w:pPr>
+        <w:pStyle w:val="Heading1"/>
+      </w:pPr>
+      <w:r>
+        <w:t>Talltita – ekologi samt krav på livsmiljön</w:t>
+      </w:r>
+    </w:p>
+    <w:p>
+      <w:r>
+        <w:t>Talltita är rödlistad som NT, fridlyst och prioriterad art i Skogsvårdslagen. Den omfattas av EU:s fågeldirektiv. Arten har minskat kraftigt de senaste 30 åren och minskningstakten innevarande 10-årsperiod beräknas till 20 (10–30) % (SLU Artdatabanken, 2022).</w:t>
+      </w:r>
+    </w:p>
+    <w:p>
+      <w:r>
+        <w:t>Talltita föredrar större sammanhängande barrskogar, och finns såväl i tallskog som granskog och i lövblandad barrskog. Skogens struktur är viktig och ska helst vara flerskiktad med riklig underväxt av mindre granar, björk och andra lövträd och buskar. Tillgång på murknande högstubbar är särskilt viktig, eftersom talltitan helst själv hackar ut sitt bohål (SLU Artdatabanken, 2022).</w:t>
+      </w:r>
+    </w:p>
+    <w:p>
+      <w:r>
+        <w:t>Det finns flera studier som visar att talltita är känslig för gallring och inte överlever när dess livsmiljö kalavverkas (Eggers and Low, 2014; Griesser et al., 2007; Klein, 2020). Talltitans revir är förhållandevis stora, 10–20 hektar och arten missgynnas när skogen fragmenteras. Kalavverkning av större delar av reviret innebär att det överges (Artdatabanken, 2021).</w:t>
+      </w:r>
+    </w:p>
+    <w:p>
+      <w:r>
+        <w:t>Talltitan är synnerligen trogen sitt revir så länge paret lever och biotopen förblir intakt. Paret stannar i sitt revir året om. En förlust av ett revir har därför en stor inverkan på den lokala populationen och trakthyggesbruket anses vara orsak till den svenska populationens kraftiga minskning. Talltiteparets revirtrohet innebär att närhelst under året man observerar en adult talltita så ingår denna plats i reviret (Siffczyk et al., 2003; Ekman, 1979).</w:t>
+      </w:r>
+    </w:p>
+    <w:p>
+      <w:pPr>
+        <w:pStyle w:val="Heading2"/>
+      </w:pPr>
+      <w:r>
+        <w:t>Referenser – talltita</w:t>
+      </w:r>
+    </w:p>
+    <w:p>
+      <w:r>
+        <w:t xml:space="preserve">Eggers, S., Low, M., 2014. </w:t>
+      </w:r>
+      <w:r>
+        <w:rPr>
+          <w:i/>
+        </w:rPr>
+        <w:t xml:space="preserve">Differential demographic responses of sympatric Parids to vegetation management in boreal forest. </w:t>
+      </w:r>
+      <w:r>
+        <w:t>For. Ecol. Manage. 319, 169–175.</w:t>
+      </w:r>
+    </w:p>
+    <w:p>
+      <w:r>
+        <w:t xml:space="preserve">Ekman, J., 1979. </w:t>
+      </w:r>
+      <w:r>
+        <w:rPr>
+          <w:i/>
+        </w:rPr>
+        <w:t xml:space="preserve">Coherence, composition and territories of winter social groups of the Willow Tit Parus montanus and the Crested Tit P. cristatus. </w:t>
+      </w:r>
+      <w:r>
+        <w:t>Ornis Scandinavica, 10, pp 56–68</w:t>
+      </w:r>
+    </w:p>
+    <w:p>
+      <w:r>
+        <w:t xml:space="preserve">Griesser, M., Nystrand, M., Eggers, S., Ekman, J., 2007. </w:t>
+      </w:r>
+      <w:r>
+        <w:rPr>
+          <w:i/>
+        </w:rPr>
+        <w:t xml:space="preserve">Impact of forestry practices on fitness correlates and population productivity in an open-nesting bird species. </w:t>
+      </w:r>
+      <w:r>
+        <w:t>Conserv. Biol. 21, 767–774. https://doi.org/10.1111/j.1523- 1739.2007.00675.x</w:t>
+      </w:r>
+    </w:p>
+    <w:p>
+      <w:r>
+        <w:t xml:space="preserve">Klein, J., 2020. </w:t>
+      </w:r>
+      <w:r>
+        <w:rPr>
+          <w:i/>
+        </w:rPr>
+        <w:t xml:space="preserve">The forgotten forest – On thinning, retention, and biodiversity in the boreal forest. </w:t>
+      </w:r>
+      <w:r>
+        <w:t>Doctoral Thesis No. 2020:50</w:t>
+      </w:r>
+    </w:p>
+    <w:p>
+      <w:r>
+        <w:t xml:space="preserve">Siffczyk, C., Brotons, L., Kangas, K., Orell, M., 2003. </w:t>
+      </w:r>
+      <w:r>
+        <w:rPr>
+          <w:i/>
+        </w:rPr>
+        <w:t xml:space="preserve">Home range size of willow tits. </w:t>
+      </w:r>
+      <w:r>
+        <w:t>Oecologica, 136, 635–642 (2003)</w:t>
+      </w:r>
+    </w:p>
+    <w:p>
+      <w:r>
+        <w:t xml:space="preserve">SLU Artdatabanken, 2021. </w:t>
+      </w:r>
+      <w:r>
+        <w:rPr>
+          <w:i/>
+        </w:rPr>
+        <w:t xml:space="preserve">Artfaktablad. Naturvård – artfakta. </w:t>
+      </w:r>
+      <w:r>
+        <w:t>SLU Artdatabanken, Uppsala</w:t>
+      </w:r>
+    </w:p>
+    <w:p>
+      <w:pPr>
+        <w:pStyle w:val="Heading1"/>
+      </w:pPr>
+      <w:r>
+        <w:t>Tjäder – ekologi samt krav på livsmiljön</w:t>
+      </w:r>
+    </w:p>
+    <w:p>
+      <w:r>
+        <w:t xml:space="preserve">Tjäder (§4) omfattas av bilaga 1 och 2 EU:s fågeldirektiv och är typisk art för </w:t>
+      </w:r>
+      <w:r>
+        <w:rPr>
+          <w:i/>
+        </w:rPr>
+        <w:t xml:space="preserve">9010 Taiga </w:t>
+      </w:r>
+      <w:r>
+        <w:t xml:space="preserve">och </w:t>
+      </w:r>
+      <w:r>
+        <w:rPr>
+          <w:i/>
+        </w:rPr>
+        <w:t>9740 Skogsbevuxen myr</w:t>
+      </w:r>
+      <w:r>
+        <w:t>. Tjädern är en utpräglad skogsfågel knuten till större sammanhängande barrskogsområden. Tupparna och hönorna utnyttjar till viss del olika miljöer, och habitatvalet varierar dessutom mellan olika delar av året. För att det ska finnas livskraftiga tjäderbestånd krävs funktionella skogslandskap med en blandning av uppvuxen, gles och luckig skog, täta sumpskogar, myrar och andra små våtmarker (Skogsstyrelsen, 2019; SLU Artdatabanken 2024).</w:t>
+      </w:r>
+    </w:p>
+    <w:p>
+      <w:r>
+        <w:t>Arten försvinner när skogen fragmenteras och den sammanlagda arealen hyggen och andra öppna områden blir för stor. Ett småskaligt och försiktigt virkesuttag genom hyggesfria metoder kan i vissa fall vara möjligt i området inom 200 m från lekcentrum. Längre ut från lekcentrum, inom 200–500 m bör den avverkade ytan inte överskrida 1 hektar för att undvika alltför stora och snabba förändringar (Skogsstyrelsen, 2019).</w:t>
+      </w:r>
+    </w:p>
+    <w:p>
+      <w:pPr>
+        <w:pStyle w:val="Heading2"/>
+      </w:pPr>
+      <w:r>
+        <w:t>Referenser – tjäder</w:t>
+      </w:r>
+    </w:p>
+    <w:p>
+      <w:r>
+        <w:t xml:space="preserve">Skogsstyrelsen, 2019. </w:t>
+      </w:r>
+      <w:r>
+        <w:rPr>
+          <w:i/>
+        </w:rPr>
+        <w:t>Vägledning för hänsyn till fåglar – tjäder.</w:t>
+      </w:r>
+    </w:p>
+    <w:p>
+      <w:r>
+        <w:t xml:space="preserve">SLU Artdatabanken, 2024. </w:t>
+      </w:r>
+      <w:r>
+        <w:rPr>
+          <w:i/>
+        </w:rPr>
+        <w:t xml:space="preserve">Artfaktablad. Naturvård – artfakta. </w:t>
+      </w:r>
+      <w:r>
+        <w:t>SLU Artdatabanken, Uppsala</w:t>
       </w:r>
     </w:p>
     <w:sectPr>
@@ -759,7 +1106,7 @@
     <w:r>
       <w:tab/>
       <w:tab/>
-      <w:t>2026-08-17</w:t>
+      <w:t>2026-08-18</w:t>
       <w:br/>
       <w:br/>
     </w:r>

--- a/klagomål/A 32648-2026 FSC-klagomål.docx
+++ b/klagomål/A 32648-2026 FSC-klagomål.docx
@@ -1106,7 +1106,7 @@
     <w:r>
       <w:tab/>
       <w:tab/>
-      <w:t>2026-08-18</w:t>
+      <w:t>2026-08-19</w:t>
       <w:br/>
       <w:br/>
     </w:r>

--- a/klagomål/A 32648-2026 FSC-klagomål.docx
+++ b/klagomål/A 32648-2026 FSC-klagomål.docx
@@ -1106,7 +1106,7 @@
     <w:r>
       <w:tab/>
       <w:tab/>
-      <w:t>2026-08-19</w:t>
+      <w:t>2026-08-20</w:t>
       <w:br/>
       <w:br/>
     </w:r>

--- a/klagomål/A 32648-2026 FSC-klagomål.docx
+++ b/klagomål/A 32648-2026 FSC-klagomål.docx
@@ -1106,7 +1106,7 @@
     <w:r>
       <w:tab/>
       <w:tab/>
-      <w:t>2026-08-20</w:t>
+      <w:t>2026-08-21</w:t>
       <w:br/>
       <w:br/>
     </w:r>

--- a/klagomål/A 32648-2026 FSC-klagomål.docx
+++ b/klagomål/A 32648-2026 FSC-klagomål.docx
@@ -1106,7 +1106,7 @@
     <w:r>
       <w:tab/>
       <w:tab/>
-      <w:t>2026-08-21</w:t>
+      <w:t>2026-08-22</w:t>
       <w:br/>
       <w:br/>
     </w:r>

--- a/klagomål/A 32648-2026 FSC-klagomål.docx
+++ b/klagomål/A 32648-2026 FSC-klagomål.docx
@@ -1106,7 +1106,7 @@
     <w:r>
       <w:tab/>
       <w:tab/>
-      <w:t>2026-08-22</w:t>
+      <w:t>2026-08-23</w:t>
       <w:br/>
       <w:br/>
     </w:r>

--- a/klagomål/A 32648-2026 FSC-klagomål.docx
+++ b/klagomål/A 32648-2026 FSC-klagomål.docx
@@ -178,7 +178,7 @@
       <w:r>
         <w:drawing>
           <wp:inline xmlns:a="http://schemas.openxmlformats.org/drawingml/2006/main" xmlns:pic="http://schemas.openxmlformats.org/drawingml/2006/picture">
-            <wp:extent cx="5486400" cy="4578556"/>
+            <wp:extent cx="5486400" cy="4577243"/>
             <wp:docPr id="1" name="Picture 1"/>
             <wp:cNvGraphicFramePr>
               <a:graphicFrameLocks noChangeAspect="1"/>
@@ -199,7 +199,7 @@
                   <pic:spPr>
                     <a:xfrm>
                       <a:off x="0" y="0"/>
-                      <a:ext cx="5486400" cy="4578556"/>
+                      <a:ext cx="5486400" cy="4577243"/>
                     </a:xfrm>
                     <a:prstGeom prst="rect"/>
                   </pic:spPr>
@@ -221,7 +221,7 @@
     </w:p>
     <w:p>
       <w:r>
-        <w:t>I och inom 20 meter från avverkningsanmälan finns fynd av 11 naturvårdsarter, varav 8 är rödlistade, 3 är fridlysta, 5 är typiska (T) och 1 är signalart (S): garnlav (VU, T), kötticka (NT), mörk kolflarnlav (NT), talltita (NT, §4), ullticka (NT, T), vedflamlav (NT), violettgrå tagellav (NT, T), vitgrynig nållav (NT), norrlandslav (S, T), tjäder (T, §4) och revlummer (§9). Se Figur 1.</w:t>
+        <w:t>I och inom 20 meter från avverkningsanmälan finns fynd av 14 naturvårdsarter, varav 10 är rödlistade, 4 är fridlysta, 9 är typiska (T) och 1 är signalart (S): garnlav (VU, T), knärot (VU, T, §8), brunpudrad nållav (NT, T), dvärgbägarlav (NT, T), mörk kolflarnlav (NT), talltita (NT, §4), ullticka (NT, T), vedflamlav (NT), violettgrå tagellav (NT, T), vitgrynig nållav (NT), norrlandslav (S, T), kötticka (T), tjäder (T, §4) och revlummer (§9). Se Figur 1.</w:t>
       </w:r>
     </w:p>
     <w:p>
@@ -281,6 +281,304 @@
         <w:rPr>
           <w:b/>
         </w:rPr>
+        <w:t>Knärot (VU, §8)</w:t>
+      </w:r>
+      <w:r>
+        <w:t xml:space="preserve"> är typisk art för </w:t>
+      </w:r>
+      <w:r>
+        <w:rPr>
+          <w:i/>
+        </w:rPr>
+        <w:t xml:space="preserve">9010 Taiga </w:t>
+      </w:r>
+      <w:r>
+        <w:t>och</w:t>
+      </w:r>
+      <w:r>
+        <w:rPr>
+          <w:i/>
+        </w:rPr>
+        <w:t xml:space="preserve"> 9050 Näringsrik granskog</w:t>
+      </w:r>
+      <w:r>
+        <w:t xml:space="preserve">, rödlistad som sårbar och fridlyst enligt 8§ artskyddsförordningen. En nyligen genomförd analys av 79 floraväktarlokaler indikerar att det behövs någonstans mellan 100 och 150 meters skyddszon för att en knärotspopulation inte ska dö ut på lång sikt (Sebestyén &amp; Sundberg, 2025). Detta ligger väl i linje med tidigare genomförda studier som visar att det krävs väl tilltagna buffertzoner för att knäroten inte ska ta skada av skogsbruksåtgärder i intilliggande skog (Johnson, 2014; Koelmeijer m.fl., 2022; Skogsstyrelsen, 2022). Arten är även känslig för gallring vilket framgår av Skogsstyrelsens egen vägledning för hänsyn till knärot (Skogsstyrelsen, 2022). Ytterligare en studie visar på den starka korrelationen mellan minskande arealer kontinuitetsskog och lokal utdöenderisk. Knäroten uppvisade en mycket låg koloniseringsgrad (0,7 % över 10 år) i kombination med hög lokal utrotningsrisk (75,2 %), där utrotningssannolikheten ökade kraftigt när arealen kontinuitetsskog minskade mellan undersökningar, t.ex. på grund av kalhyggesbruk (Johansson et al., 2026). För rika förekomster av knärot är reservatsbildning eller biotopskydd lämpliga åtgärder för att skydda den. På knärot kan den sällsynta rostsvampen </w:t>
+      </w:r>
+      <w:r>
+        <w:rPr>
+          <w:i/>
+        </w:rPr>
+        <w:t>Pucciniastrum goodyerae</w:t>
+      </w:r>
+      <w:r>
+        <w:t xml:space="preserve"> påträffas. </w:t>
+      </w:r>
+      <w:r>
+        <w:rPr>
+          <w:i/>
+        </w:rPr>
+        <w:t>Pucciniastrum goodyerae</w:t>
+      </w:r>
+      <w:r>
+        <w:t xml:space="preserve"> är klassad som NE (ej bedömd) i rödlistan (SLU Artdatabanken, 2024).</w:t>
+      </w:r>
+    </w:p>
+    <w:p>
+      <w:r>
+        <w:t>I det avverkningsanmälda området finns 1 fyndplatser för knärot registrerade på Artportalen. Figur 2 visar gränserna för buffertzoner på 50 m, som behöver lämnas kring fyndplatserna för att knärotslokalerna inte ska försvinna vid en avverkning. Av det avverkningsanmälda området överlappar 0.61 ha med buffertzonerna och får av detta skäl inte avverkas.</w:t>
+      </w:r>
+    </w:p>
+    <w:p>
+      <w:pPr>
+        <w:pStyle w:val="Caption"/>
+      </w:pPr>
+      <w:r>
+        <w:drawing>
+          <wp:inline xmlns:a="http://schemas.openxmlformats.org/drawingml/2006/main" xmlns:pic="http://schemas.openxmlformats.org/drawingml/2006/picture">
+            <wp:extent cx="5486400" cy="5747093"/>
+            <wp:docPr id="2" name="Picture 2"/>
+            <wp:cNvGraphicFramePr>
+              <a:graphicFrameLocks noChangeAspect="1"/>
+            </wp:cNvGraphicFramePr>
+            <a:graphic>
+              <a:graphicData uri="http://schemas.openxmlformats.org/drawingml/2006/picture">
+                <pic:pic>
+                  <pic:nvPicPr>
+                    <pic:cNvPr id="0" name="A 32648-2026 karta knärot.png"/>
+                    <pic:cNvPicPr/>
+                  </pic:nvPicPr>
+                  <pic:blipFill>
+                    <a:blip r:embed="rId17"/>
+                    <a:stretch>
+                      <a:fillRect/>
+                    </a:stretch>
+                  </pic:blipFill>
+                  <pic:spPr>
+                    <a:xfrm>
+                      <a:off x="0" y="0"/>
+                      <a:ext cx="5486400" cy="5747093"/>
+                    </a:xfrm>
+                    <a:prstGeom prst="rect"/>
+                  </pic:spPr>
+                </pic:pic>
+              </a:graphicData>
+            </a:graphic>
+          </wp:inline>
+        </w:drawing>
+      </w:r>
+    </w:p>
+    <w:p>
+      <w:pPr>
+        <w:pStyle w:val="Caption"/>
+        <w:spacing w:after="240"/>
+      </w:pPr>
+      <w:r>
+        <w:t>Figur 2. Fyndplatser och buffertzoner för knärot i det avverkningsanmälda området. Endast fyndplatser vars buffertzoner överlappar med det avverkningsanmälda området har tagits med i visualiseringen. Kartans mittpunktskoordinat är N 6950506, E 480786 i SWEREF 99 TM.</w:t>
+      </w:r>
+    </w:p>
+    <w:p>
+      <w:r>
+        <w:rPr>
+          <w:b/>
+        </w:rPr>
+        <w:t>Brunpudrad nållav (NT)</w:t>
+      </w:r>
+      <w:r>
+        <w:t xml:space="preserve"> är beroende av hög, jämn luftfuktighet och kan påträffas i fuktiga skogar av naturskogskaraktär, ofta i sumpgranskog eller andra sumpskogar. Arten är placerad högst upp i Skogsstyrelsens värdepyramid för bedömning av skog med höga naturvärden och förekomster bör undantas från skogsbruksåtgärder. Brunpudrad nållav är typisk art för </w:t>
+      </w:r>
+      <w:r>
+        <w:rPr>
+          <w:i/>
+        </w:rPr>
+        <w:t>9010 Taiga</w:t>
+      </w:r>
+      <w:r>
+        <w:t xml:space="preserve"> (SLU Artdatabanken, 2024; Nitare &amp; Skogsstyrelsen, 2019).</w:t>
+      </w:r>
+    </w:p>
+    <w:p>
+      <w:r>
+        <w:rPr>
+          <w:b/>
+        </w:rPr>
+        <w:t>Dvärgbägarlav (NT)</w:t>
+      </w:r>
+      <w:r>
+        <w:t xml:space="preserve"> förekommer över hela Sverige på gammal hård ved, huvudsakligen på tall men i södra Sverige även på ek. Veden utgörs framförallt av grova stubbar, lågor och grenar. Substratet har blivit sällsyntare och nybildning av substrat sker bara i begränsad omfattning. Arten hotas av att grova lågor blir allt sällsyntare i dagens kulturskogar samt att nybildningen av lämpliga substrat går mycket långsamt. En riklig tillgång på gamla tall- eller eklågor måste säkerställas på artens lokaler. Dvärgbägarlav är typisk art för </w:t>
+      </w:r>
+      <w:r>
+        <w:rPr>
+          <w:i/>
+        </w:rPr>
+        <w:t>9010 Taiga</w:t>
+      </w:r>
+      <w:r>
+        <w:t xml:space="preserve"> (SLU Artdatabanken, 2024; Nitare &amp; Skogsstyrelsen, 2019).</w:t>
+      </w:r>
+    </w:p>
+    <w:p>
+      <w:r>
+        <w:rPr>
+          <w:b/>
+        </w:rPr>
+        <w:t>Mörk kolflarnlav (NT)</w:t>
+      </w:r>
+      <w:r>
+        <w:t xml:space="preserve"> är brandberoende och växer nästan uteslutande på kolad hård kärnved av tall. Arten förekommer främst i glesa, öppna tall- och blandbarrskogar av naturskogskaraktär och etableringen verkar ske sent efter brand, kanske först efter 100–300 år. Mörk kolflarnlav indikerar skog med höga naturvärden och vanligast är att den påträffas på rester av nedbrunna torrakor och högstubbar och lågstubbar som är så grova att hela innandömet är urbränt. Tall- och blandbarrskogar av naturskogskaraktär med spår av återkommande bränder hyser höga biologiska värden och bör skyddas (SLU Artdatabanken, 2024).</w:t>
+      </w:r>
+    </w:p>
+    <w:p>
+      <w:r>
+        <w:rPr>
+          <w:b/>
+        </w:rPr>
+        <w:t>Talltita (NT, §4)</w:t>
+      </w:r>
+      <w:r>
+        <w:t>, rödlistad som nära hotad och prioriterad art i Skogsvårdslagen, har häckningsrevir i anmälan. Arten har minskat kraftigt de senaste 30 åren och minskningstakten innevarande 10-årsperiod beräknas till 20 (10–30) %. Talltitan är synnerligen trogen sitt cirka 15 hektar stora revir och är beroende av flerskiktade olikåldriga skogar för att kunna föda upp sina ungar. Talltitan försvinner om dess livsmiljö kalavverkas (Eggers &amp; Low, 2014; Ekman, 1979; Griesser et al, 2007; Klein, 2020; Siffczyk et al, 2003; SLU Artdatabanken, 2021).</w:t>
+      </w:r>
+    </w:p>
+    <w:p>
+      <w:r>
+        <w:rPr>
+          <w:b/>
+        </w:rPr>
+        <w:t>Ullticka (NT)</w:t>
+      </w:r>
+      <w:r>
+        <w:t xml:space="preserve"> är knuten till restbestånd av barrnaturskog och förekommer med ett tydligt optimum i orörda eller måttligt påverkade gamla granskogar där det föreligger viss kontinuitet av grov död ved. Ullticka är en bra signalart inom hela sitt utbredningsområde och i södra Sverige är den sällsynt och en god signalart för skyddsvärda granskogsmiljöer. Den hotas av avverkning och fragmentering av naturskog och äldre granskog med lång trädkontinuitet. På ullticka kan ibland ulltickeporing (VU) påträffas - det är en sällsynt ticka som nyligen delats upp i de tre olika arterna ulltickeporing </w:t>
+      </w:r>
+      <w:r>
+        <w:rPr>
+          <w:i/>
+        </w:rPr>
+        <w:t xml:space="preserve">Skeletocutis brevispora </w:t>
+      </w:r>
+      <w:r>
+        <w:t>(VU)</w:t>
+      </w:r>
+      <w:r>
+        <w:rPr>
+          <w:i/>
+        </w:rPr>
+        <w:t>, Skeletocutis delicata</w:t>
+      </w:r>
+      <w:r>
+        <w:t xml:space="preserve"> (VU)</w:t>
+      </w:r>
+      <w:r>
+        <w:rPr>
+          <w:i/>
+        </w:rPr>
+        <w:t xml:space="preserve"> och Skeletocutis exilis</w:t>
+      </w:r>
+      <w:r>
+        <w:t xml:space="preserve"> (NT). Ullticka är typisk art för </w:t>
+      </w:r>
+      <w:r>
+        <w:rPr>
+          <w:i/>
+        </w:rPr>
+        <w:t xml:space="preserve">9010 Taiga, 9050 Näringsrik granskog </w:t>
+      </w:r>
+      <w:r>
+        <w:t xml:space="preserve">och </w:t>
+      </w:r>
+      <w:r>
+        <w:rPr>
+          <w:i/>
+        </w:rPr>
+        <w:t>9030 Landhöjningsskog</w:t>
+      </w:r>
+      <w:r>
+        <w:t xml:space="preserve"> (SLU Artdatabanken, 2026; Nitare &amp; Skogsstyrelsen, 2019; Miettinen &amp; Niemelä, 2018).</w:t>
+      </w:r>
+    </w:p>
+    <w:p>
+      <w:r>
+        <w:rPr>
+          <w:b/>
+        </w:rPr>
+        <w:t>Vedflamlav (NT)</w:t>
+      </w:r>
+      <w:r>
+        <w:t xml:space="preserve"> växer på gammal hård och torr, exponerad kärnved av tall, främst på högstubbar i ljusöppna lägen, t.ex. vid och på myrar, sjökanter, i glesa hällmarkskogar och i brandpräglade tallnaturskogar. Substratet nyskapas i begränsad omfattning och arten är en utmärkt indikator på höga naturvärden i denna skogstyp. Tall- och barrblandskogar med naturskogskaraktär och spår av bränder har ofta höga biologiska värden och bör skyddas. På vedflamlavens bål kan den sällsynta spiklaven/parasiten </w:t>
+      </w:r>
+      <w:r>
+        <w:rPr>
+          <w:i/>
+        </w:rPr>
+        <w:t>Calicium ramboldiicola</w:t>
+      </w:r>
+      <w:r>
+        <w:t xml:space="preserve"> (VU) påträffas (SLU Artdatabanken, 2026).</w:t>
+      </w:r>
+    </w:p>
+    <w:p>
+      <w:r>
+        <w:rPr>
+          <w:b/>
+        </w:rPr>
+        <w:t>Violettgrå tagellav (NT)</w:t>
+      </w:r>
+      <w:r>
+        <w:t xml:space="preserve"> växer nästan uteslutande i gamla olikåldriga barrnaturskogar med lång skoglig kontinuitet och är en utmärkt signal på skog med höga naturvärden. Slutavverkning av tidigare aldrig slutavverkad skog (kontinuitetsskog) är det största hotet. Biotopen nyskapas i begränsad omfattning och barrskog äldre än 160 år, där den violettgrå tagellaven huvudsakligen påträffas har minskat med 50% de senaste 50 åren. Lågproduktiv skogsmark där laven förekommer bör undantas från skogsbruk och rika förekomster i äldre granskog bör skyddas. Arten är känslig för uttorkning och det är väsentligt att tillräckligt stora bestånd avsätts. Violettgrå tagellav är typisk art för </w:t>
+      </w:r>
+      <w:r>
+        <w:rPr>
+          <w:i/>
+        </w:rPr>
+        <w:t>9010 Taiga</w:t>
+      </w:r>
+      <w:r>
+        <w:t xml:space="preserve"> (SLU Artdatabanken, 2024; Nitare &amp; Skogsstyrelsen, 2019).</w:t>
+      </w:r>
+    </w:p>
+    <w:p>
+      <w:r>
+        <w:rPr>
+          <w:b/>
+        </w:rPr>
+        <w:t>Vitgrynig nållav (NT)</w:t>
+      </w:r>
+      <w:r>
+        <w:t xml:space="preserve"> växer nästan uteslutande på bark av gamla, senvuxna granar i skuggiga lägen med hög och jämn luftfuktighet. Den vanligaste naturtypen för arten är kontinuitetsskogar på frisk mark men den finns också i sumpgranskogar. På lång sikt utgör avverkningar av olikåldriga granskogar av naturskogskaraktär ett allvarligt hot mot arten och skogsbruksåtgärder på eller i närheten av växtplatserna bör undvikas. Naturskogsartade, fuktiga granskogar med förekomster av arten signalerar höga biologiska värden och bör bevaras (SLU Artdatabanken, 2024; Nitare &amp; Skogsstyrelsen, 2019).</w:t>
+      </w:r>
+    </w:p>
+    <w:p>
+      <w:r>
+        <w:rPr>
+          <w:b/>
+        </w:rPr>
+        <w:t xml:space="preserve">Norrlandslav </w:t>
+      </w:r>
+      <w:r>
+        <w:t xml:space="preserve">indikerar söder om den naturliga norrlandsgränsen barrskogsbeklädda bergbranter eller andra ostörda skogsmiljöer med höga naturvärden. Norrlandslav är typisk art för </w:t>
+      </w:r>
+      <w:r>
+        <w:rPr>
+          <w:i/>
+        </w:rPr>
+        <w:t xml:space="preserve">9010 Taiga, 8110 Silikatrasmarker </w:t>
+      </w:r>
+      <w:r>
+        <w:t>och</w:t>
+      </w:r>
+      <w:r>
+        <w:rPr>
+          <w:i/>
+        </w:rPr>
+        <w:t xml:space="preserve"> 8120 Kalkrasmarker </w:t>
+      </w:r>
+      <w:r>
+        <w:t>(Nitare &amp; Skogsstyrelsen, 2000; SLU Artdatabanken, 2025).</w:t>
+      </w:r>
+    </w:p>
+    <w:p>
+      <w:r>
+        <w:rPr>
+          <w:b/>
+        </w:rPr>
         <w:t>Kötticka (NT)</w:t>
       </w:r>
       <w:r>
@@ -294,164 +592,6 @@
       </w:r>
       <w:r>
         <w:t>, men signalerar vanligtvis höga naturvärden även i Norrland. Arten är knuten till miljöer med konstant luftfuktighet och känslig för uttorkning som en avverkning kan medföra. Den totala populationen bedöms därför ha minskat under de senaste 30 åren och fortsätter att minska i takt med att grankontinuitetsskogar (skogar som inte kalavverkats) minskar i areal, samtidigt som att lämpliga miljöer inte återskapas i samma takt (SLU Artdatabanken, 2024; Nitare &amp; Skogsstyrelsen, 2019).</w:t>
-      </w:r>
-    </w:p>
-    <w:p>
-      <w:r>
-        <w:rPr>
-          <w:b/>
-        </w:rPr>
-        <w:t>Mörk kolflarnlav (NT)</w:t>
-      </w:r>
-      <w:r>
-        <w:t xml:space="preserve"> är brandberoende och växer nästan uteslutande på kolad hård kärnved av tall. Arten förekommer främst i glesa, öppna tall- och blandbarrskogar av naturskogskaraktär och etableringen verkar ske sent efter brand, kanske först efter 100–300 år. Mörk kolflarnlav indikerar skog med höga naturvärden och vanligast är att den påträffas på rester av nedbrunna torrakor och högstubbar och lågstubbar som är så grova att hela innandömet är urbränt. Tall- och blandbarrskogar av naturskogskaraktär med spår av återkommande bränder hyser höga biologiska värden och bör skyddas (SLU Artdatabanken, 2024).</w:t>
-      </w:r>
-    </w:p>
-    <w:p>
-      <w:r>
-        <w:rPr>
-          <w:b/>
-        </w:rPr>
-        <w:t>Talltita (NT, §4)</w:t>
-      </w:r>
-      <w:r>
-        <w:t>, rödlistad som nära hotad och prioriterad art i Skogsvårdslagen, har häckningsrevir i anmälan. Arten har minskat kraftigt de senaste 30 åren och minskningstakten innevarande 10-årsperiod beräknas till 20 (10–30) %. Talltitan är synnerligen trogen sitt cirka 15 hektar stora revir och är beroende av flerskiktade olikåldriga skogar för att kunna föda upp sina ungar. Talltitan försvinner om dess livsmiljö kalavverkas (Eggers &amp; Low, 2014; Ekman, 1979; Griesser et al, 2007; Klein, 2020; Siffczyk et al, 2003; SLU Artdatabanken, 2021).</w:t>
-      </w:r>
-    </w:p>
-    <w:p>
-      <w:r>
-        <w:rPr>
-          <w:b/>
-        </w:rPr>
-        <w:t>Ullticka (NT)</w:t>
-      </w:r>
-      <w:r>
-        <w:t xml:space="preserve"> är knuten till restbestånd av barrnaturskog och förekommer med ett tydligt optimum i orörda eller måttligt påverkade gamla granskogar där det föreligger viss kontinuitet av grov död ved. Ullticka är en bra signalart inom hela sitt utbredningsområde och i södra Sverige är den sällsynt och en god signalart för skyddsvärda granskogsmiljöer. Den hotas av avverkning och fragmentering av naturskog och äldre granskog med lång trädkontinuitet. På ullticka kan ibland ulltickeporing (VU) påträffas - det är en sällsynt ticka som nyligen delats upp i de tre olika arterna ulltickeporing </w:t>
-      </w:r>
-      <w:r>
-        <w:rPr>
-          <w:i/>
-        </w:rPr>
-        <w:t xml:space="preserve">Skeletocutis brevispora </w:t>
-      </w:r>
-      <w:r>
-        <w:t>(VU)</w:t>
-      </w:r>
-      <w:r>
-        <w:rPr>
-          <w:i/>
-        </w:rPr>
-        <w:t>, Skeletocutis delicata</w:t>
-      </w:r>
-      <w:r>
-        <w:t xml:space="preserve"> (VU)</w:t>
-      </w:r>
-      <w:r>
-        <w:rPr>
-          <w:i/>
-        </w:rPr>
-        <w:t xml:space="preserve"> och Skeletocutis exilis</w:t>
-      </w:r>
-      <w:r>
-        <w:t xml:space="preserve"> (NT). Ullticka är typisk art för </w:t>
-      </w:r>
-      <w:r>
-        <w:rPr>
-          <w:i/>
-        </w:rPr>
-        <w:t xml:space="preserve">9010 Taiga, 9050 Näringsrik granskog </w:t>
-      </w:r>
-      <w:r>
-        <w:t xml:space="preserve">och </w:t>
-      </w:r>
-      <w:r>
-        <w:rPr>
-          <w:i/>
-        </w:rPr>
-        <w:t>9030 Landhöjningsskog</w:t>
-      </w:r>
-      <w:r>
-        <w:t xml:space="preserve"> (SLU Artdatabanken, 2026; Nitare &amp; Skogsstyrelsen, 2019; Miettinen &amp; Niemelä, 2018).</w:t>
-      </w:r>
-    </w:p>
-    <w:p>
-      <w:r>
-        <w:rPr>
-          <w:b/>
-        </w:rPr>
-        <w:t>Vedflamlav (NT)</w:t>
-      </w:r>
-      <w:r>
-        <w:t xml:space="preserve"> växer på gammal hård och torr, exponerad kärnved av tall, främst på högstubbar i ljusöppna lägen, t.ex. vid och på myrar, sjökanter, i glesa hällmarkskogar och i brandpräglade tallnaturskogar. Substratet nyskapas i begränsad omfattning och arten är en utmärkt indikator på höga naturvärden i denna skogstyp. Tall- och barrblandskogar med naturskogskaraktär och spår av bränder har ofta höga biologiska värden och bör skyddas. På vedflamlavens bål kan den sällsynta spiklaven/parasiten </w:t>
-      </w:r>
-      <w:r>
-        <w:rPr>
-          <w:i/>
-        </w:rPr>
-        <w:t>Calicium ramboldiicola</w:t>
-      </w:r>
-      <w:r>
-        <w:t xml:space="preserve"> (VU) påträffas (SLU Artdatabanken, 2026).</w:t>
-      </w:r>
-    </w:p>
-    <w:p>
-      <w:r>
-        <w:rPr>
-          <w:b/>
-        </w:rPr>
-        <w:t>Violettgrå tagellav (NT)</w:t>
-      </w:r>
-      <w:r>
-        <w:t xml:space="preserve"> växer nästan uteslutande i gamla olikåldriga barrnaturskogar med lång skoglig kontinuitet och är en utmärkt signal på skog med höga naturvärden. Slutavverkning av tidigare aldrig slutavverkad skog (kontinuitetsskog) är det största hotet. Biotopen nyskapas i begränsad omfattning och barrskog äldre än 160 år, där den violettgrå tagellaven huvudsakligen påträffas har minskat med 50% de senaste 50 åren. Lågproduktiv skogsmark där laven förekommer bör undantas från skogsbruk och rika förekomster i äldre granskog bör skyddas. Arten är känslig för uttorkning och det är väsentligt att tillräckligt stora bestånd avsätts. Violettgrå tagellav är typisk art för </w:t>
-      </w:r>
-      <w:r>
-        <w:rPr>
-          <w:i/>
-        </w:rPr>
-        <w:t>9010 Taiga</w:t>
-      </w:r>
-      <w:r>
-        <w:t xml:space="preserve"> (SLU Artdatabanken, 2024; Nitare &amp; Skogsstyrelsen, 2019).</w:t>
-      </w:r>
-    </w:p>
-    <w:p>
-      <w:r>
-        <w:rPr>
-          <w:b/>
-        </w:rPr>
-        <w:t>Vitgrynig nållav (NT)</w:t>
-      </w:r>
-      <w:r>
-        <w:t xml:space="preserve"> växer nästan uteslutande på bark av gamla, senvuxna granar i skuggiga lägen med hög och jämn luftfuktighet. Den vanligaste naturtypen för arten är kontinuitetsskogar på frisk mark men den finns också i sumpgranskogar. På lång sikt utgör avverkningar av olikåldriga granskogar av naturskogskaraktär ett allvarligt hot mot arten och skogsbruksåtgärder på eller i närheten av växtplatserna bör undvikas. Naturskogsartade, fuktiga granskogar med förekomster av arten signalerar höga biologiska värden och bör bevaras (SLU Artdatabanken, 2024; Nitare &amp; Skogsstyrelsen, 2019).</w:t>
-      </w:r>
-    </w:p>
-    <w:p>
-      <w:r>
-        <w:rPr>
-          <w:b/>
-        </w:rPr>
-        <w:t xml:space="preserve">Norrlandslav </w:t>
-      </w:r>
-      <w:r>
-        <w:t xml:space="preserve">indikerar söder om den naturliga norrlandsgränsen barrskogsbeklädda bergbranter eller andra ostörda skogsmiljöer med höga naturvärden. Norrlandslav är typisk art för </w:t>
-      </w:r>
-      <w:r>
-        <w:rPr>
-          <w:i/>
-        </w:rPr>
-        <w:t xml:space="preserve">9010 Taiga, 8110 Silikatrasmarker </w:t>
-      </w:r>
-      <w:r>
-        <w:t>och</w:t>
-      </w:r>
-      <w:r>
-        <w:rPr>
-          <w:i/>
-        </w:rPr>
-        <w:t xml:space="preserve"> 8120 Kalkrasmarker </w:t>
-      </w:r>
-      <w:r>
-        <w:t>(Nitare &amp; Skogsstyrelsen, 2000; SLU Artdatabanken, 2025).</w:t>
       </w:r>
     </w:p>
     <w:p>
@@ -589,7 +729,7 @@
         <w:rPr>
           <w:i/>
         </w:rPr>
-        <w:t>I det avverkningsanmälda skogsområdet har 11 naturvårdsarter varav 8 rödlistade arter sina livsmiljöer och växtplatser.</w:t>
+        <w:t>I det avverkningsanmälda skogsområdet har 14 naturvårdsarter varav 10 rödlistade arter sina livsmiljöer och växtplatser.</w:t>
       </w:r>
     </w:p>
     <w:p>
@@ -787,6 +927,240 @@
       </w:pPr>
       <w:r>
         <w:t>BILAGA 1 – Fridlysta arter</w:t>
+      </w:r>
+    </w:p>
+    <w:p>
+      <w:pPr>
+        <w:pStyle w:val="Heading1"/>
+      </w:pPr>
+      <w:r>
+        <w:t>Knärot – ekologi samt krav på livsmiljön</w:t>
+      </w:r>
+    </w:p>
+    <w:p>
+      <w:r>
+        <w:t xml:space="preserve">Knärot är typisk art för </w:t>
+      </w:r>
+      <w:r>
+        <w:rPr>
+          <w:i/>
+        </w:rPr>
+        <w:t xml:space="preserve">9010 Taiga </w:t>
+      </w:r>
+      <w:r>
+        <w:t>och</w:t>
+      </w:r>
+      <w:r>
+        <w:rPr>
+          <w:i/>
+        </w:rPr>
+        <w:t xml:space="preserve"> 9050 Näringsrik granskog</w:t>
+      </w:r>
+      <w:r>
+        <w:t>, fridlyst enligt 8 och 15 §§ artskyddsförordningen och klassad som sårbar (VU) enligt rödlistan 2020. Knärot är beroende av hög och jämn luftfuktighet i gamla, ostörda skogsmiljöer och är känslig för snabba förändringar av ljus-/vindförhållanden eller uttorkning. På grund av ett alltför intensivt skogsbruk har den minskat med 40 (25–50) % under de senaste 60 åren och i framtiden bedöms minskningstakten uppgå till 30 (20–40) %. Till följd av att arten har en dokumenterat högre minskningstakt i förhållande till sin generationstid än vad som tidigare varit känt (data från Riksskogstaxeringen) höjdes den till hotkategori sårbar (VU) i rödlistan 2020 (SLU Artdatabanken, 2024).</w:t>
+      </w:r>
+    </w:p>
+    <w:p>
+      <w:r>
+        <w:t>En analys av 79 floraväktarlokaler åren 1990–2015 vilka återbesökts under 2020–2024 visade på en tydlig negativ påverkan på knärotsförekomster från större hyggen i närområdet (inom 150–200 m) vilket indikerar att kanteffekter har en stor påverkan på populationerna. Resultaten bekräftar knärotens känslighet för kanteffekter och visar vikten av att skydda större skogsbestånd för att bevara arten. Om det blir höga andelar (&gt;30%) hyggen inom 200 meter från en knärotsförekomst så ökar risken för att en knärotspopulation dör ut och det verkar det behövas någonstans mellan 100 och 150 meters skyddszon för att bevara arten på lång sikt (Sebestyén &amp; Sundberg, 2025). Detta stöds även av en studie (Johansson et al, 2026) baserad på data från Riksskogstaxeringen som visar att knäroten minskat med 66 % under perioden 1993–2022 samt att det finns en stark korrelation mellan minskande arealer kontinuitetsskog och lokal utdöenderisk. Knäroten uppvisade en mycket låg koloniseringsgrad (0,7 % över 10 år) i kombination med hög lokal utrotningsrisk (75,2 %), där utrotningssannolikheten ökade kraftigt när arealen kontinuitetsskog minskade mellan undersökningar, t.ex. på grund av kalhyggesbruk (Johansson et al., 2026).</w:t>
+      </w:r>
+    </w:p>
+    <w:p>
+      <w:r>
+        <w:t xml:space="preserve">Samuel Johnsons doktorsavhandling </w:t>
+      </w:r>
+      <w:r>
+        <w:rPr>
+          <w:i/>
+        </w:rPr>
+        <w:t>“Retention Forestry as a Conservation Measure for Boreal Forest Ground Vegetation”</w:t>
+      </w:r>
+      <w:r>
+        <w:t xml:space="preserve"> (SLU, Uppsala 2014) visar att det krävs väl tilltagna skyddszoner för att knärotens växtplatser inte ska ta skada av skogsbruksåtgärder i intilliggande områden: </w:t>
+      </w:r>
+      <w:r>
+        <w:rPr>
+          <w:i/>
+        </w:rPr>
+        <w:t xml:space="preserve">“Study III shows that retention patches smaller than 0.5 ha do not lifeboat the sensitive forest herb G. repens, a species that depend on stable microclimatic conditions typical for intact forest stands.” </w:t>
+      </w:r>
+      <w:r>
+        <w:t xml:space="preserve">Vidare </w:t>
+      </w:r>
+      <w:r>
+        <w:rPr>
+          <w:i/>
+        </w:rPr>
+        <w:t>“More sensitive forest species are not lifeboated in retention patches ranging from 0.05 to 0.5 ha (Papers II &amp; III).”</w:t>
+      </w:r>
+    </w:p>
+    <w:p>
+      <w:r>
+        <w:t xml:space="preserve">Johnsons (2014) rekommendation på minst 50 meters breda skyddszoner runt knärotens växtplatser motsvarar en areal på 0,78 hektar, vilket ligger i linje med andra studier som gjorts på känsliga skogsarter: </w:t>
+      </w:r>
+      <w:r>
+        <w:rPr>
+          <w:i/>
+        </w:rPr>
+        <w:t>“In study III I also show that translocated specimens of G. repens survives well in mature forests at least 50 m from the nearest edge to an open area. Moreover, measures of temperature and humidity show that such distances from an open area is far enough to offer a microclimate that is more stable compared to what present in retention patches of around 0.1 ha. This means that the very centre of a circular patch with radius 50 m (equals a size of 0.78 ha) should offer conditions similar to interior forest and would perhaps be a suitable habitat for G. repens and similar species. Previous studies from both North America and Sweden have also concluded that patches between 0.5 and one ha are sufficient for preserving interior forest vegetation as well as sensitive lichens and bryophytes (de Graaf &amp; Roberts 2009; Halpern et al. 2012; Rudolphi et al. 2014).”</w:t>
+      </w:r>
+    </w:p>
+    <w:p>
+      <w:r>
+        <w:t>Ytterligare en studie (Koelmeijer m.fl., 2022) inkluderar knärotens skyddsbehov. I uppsatsen berörs problemet med uttorkning för växter, bl.a. för knärot, ett problem som blivit accentuerat på grund av den pågående klimatförändringen och torra somrar, t.ex. den exceptionellt torra sommaren 2018. I uppsatsen undersöks områden med tre olika avstånd från kalhyggeskant med avseende på skydd bl.a. för knärot. Det första området har avstånd upp till 20 m från hyggeskant (Strong edge effect), det andra 20–40 m från hyggeskant (Weak edge effect) och det tredje avser större avstånd från hyggeskant, där kanteffekten anses vara försumbar (Interior). Ett resultat var att man fann stor eller mycket stor uttorkningseffekt på känsliga och rödlistade skogsarter vid de kortare avstånden till hyggeskant, medan effekt av uttorkning inte konstaterades på större avstånd (Interior). För orkidén knärot fann man en rik förekomst (upp till 0,06 dm2/m2) på stort avstånd från hyggeskant (Interior), medan förekomsten var liten eller närmast försumbar i de områden som klassificerades som Weak edge effect respektive Strong edge effect. Arbetet påpekar att de allt oftare förekommande torra somrarna ger ytterligare skäl att utöka skyddsavståndet från hyggen till den fuktkrävande arten knärot (Koelmeijer m.fl., 2022).</w:t>
+      </w:r>
+    </w:p>
+    <w:p>
+      <w:r>
+        <w:t>Även Skogsstyrelsens egen vägledning för hänsyn till knärot ligger i linje med ovanstående forskningsstudier. Av vägledningen framgår det att för med hög sannolikhet kunna bevara befintliga förekomster krävs relativt stora avsättningar av uppvuxen skog med slutet och relativt tätt kronskikt. Som riktlinje kan krävas ett avstånd på 50 meter in från brynet för att vidmakthålla ett fungerande mikroklimat. Detta innebär att fristående hänsynsytor för många arter (kärlväxter, lavar och mossor) kan behöva ha en area överstigande 0,8 hektar (cirkelyta med radien 50 meter = 0,78 hektar) för att bibehålla lokalklimatet. Även ganska små förändringar i form av förändrade ljus- och fuktighetsförhållanden, till exempel till följd av gallring, kan leda till att arten försvinner till följd av konkurrens med mera ljuskrävande och snabbväxande arter (Skogsstyrelsen, 2022).</w:t>
+      </w:r>
+    </w:p>
+    <w:p>
+      <w:r>
+        <w:t>Vid tillämpning av försiktighetsprincipen enligt 2 kap. 3 § miljöbalken bör sålunda 100–150 meters skyddszon lämnas runt knärotens växtplatser.</w:t>
+      </w:r>
+    </w:p>
+    <w:p>
+      <w:pPr>
+        <w:pStyle w:val="Heading2"/>
+      </w:pPr>
+      <w:r>
+        <w:t>Referenser – knärot</w:t>
+      </w:r>
+    </w:p>
+    <w:p>
+      <w:r>
+        <w:t xml:space="preserve">de Graaf M &amp; Roberts M.R., 2009. </w:t>
+      </w:r>
+      <w:r>
+        <w:rPr>
+          <w:i/>
+        </w:rPr>
+        <w:t xml:space="preserve">Short-term response of the herbaceous layer within leave patches after harvest. </w:t>
+      </w:r>
+      <w:r>
+        <w:t>Forest Ecology and Management 257, 1014–1025.</w:t>
+      </w:r>
+    </w:p>
+    <w:p>
+      <w:r>
+        <w:t xml:space="preserve">Halpern, C. B., Halaj, J., Evans, S. A., &amp; Dovciak, M., 2012. </w:t>
+      </w:r>
+      <w:r>
+        <w:rPr>
+          <w:i/>
+        </w:rPr>
+        <w:t xml:space="preserve">Level and pattern of overstory retention interact to shape long-term responses of understories to timber harvest. </w:t>
+      </w:r>
+      <w:r>
+        <w:t>Ecological Applications, 22, 2049–2064.</w:t>
+      </w:r>
+    </w:p>
+    <w:p>
+      <w:r>
+        <w:t>Johansson, V., Jansson, M. och Bergman, K-O</w:t>
+      </w:r>
+      <w:r>
+        <w:rPr>
+          <w:i/>
+        </w:rPr>
+        <w:t>.</w:t>
+      </w:r>
+      <w:r>
+        <w:t>, 2026.</w:t>
+      </w:r>
+      <w:r>
+        <w:rPr>
+          <w:i/>
+        </w:rPr>
+        <w:t xml:space="preserve"> A 30-year population decline of a threatened forest orchid associated with old growth forests</w:t>
+      </w:r>
+      <w:r>
+        <w:t>. Department of Physics, Chemistry and Biology (IFM), Linköping University.</w:t>
+      </w:r>
+    </w:p>
+    <w:p>
+      <w:r>
+        <w:t xml:space="preserve">Johnson, S., 2014. </w:t>
+      </w:r>
+      <w:r>
+        <w:rPr>
+          <w:i/>
+        </w:rPr>
+        <w:t>Retention Forestry as a Conservation Measure for Boreal Forest Ground Vegetation</w:t>
+      </w:r>
+      <w:r>
+        <w:t>. Doktorsavhandling, SLU, Uppsala.</w:t>
+      </w:r>
+    </w:p>
+    <w:p>
+      <w:r>
+        <w:t xml:space="preserve">Koelmeijer, I. A., Ehrlén, J., Jönsson, M., De Frenne, P., Berg, P., Andersson, J., Weibull, H. &amp; Hylander, N. 2022. </w:t>
+      </w:r>
+      <w:r>
+        <w:rPr>
+          <w:i/>
+        </w:rPr>
+        <w:t xml:space="preserve">Interactive effects of drought and edge exposure on old-growth forest understory species. </w:t>
+      </w:r>
+      <w:r>
+        <w:t>Landscape Ecology, 37, sid 1839–1853.</w:t>
+      </w:r>
+    </w:p>
+    <w:p>
+      <w:r>
+        <w:t xml:space="preserve">Rudolphi, J., Jönsson, M. T., &amp; Gustafsson, L., 2014. </w:t>
+      </w:r>
+      <w:r>
+        <w:rPr>
+          <w:i/>
+        </w:rPr>
+        <w:t xml:space="preserve">Biological legacies buffer local species extinction after logging. </w:t>
+      </w:r>
+      <w:r>
+        <w:t>Journal of Applied Ecology. 51, 53–62.</w:t>
+      </w:r>
+    </w:p>
+    <w:p>
+      <w:r>
+        <w:t xml:space="preserve">Sebestyén, L. och Sundberg, S. 2025.  </w:t>
+      </w:r>
+      <w:r>
+        <w:rPr>
+          <w:i/>
+        </w:rPr>
+        <w:t>Påverkan på knärotslokaler från hyggen i närheten.</w:t>
+      </w:r>
+      <w:r>
+        <w:t xml:space="preserve"> DAPHNE 36:1 2025. Botaniska Sällskapet i Stockholm.</w:t>
+      </w:r>
+    </w:p>
+    <w:p>
+      <w:r>
+        <w:t xml:space="preserve">Skogsstyrelsen, 2022. </w:t>
+      </w:r>
+      <w:r>
+        <w:rPr>
+          <w:i/>
+        </w:rPr>
+        <w:t xml:space="preserve">Vägledning för hänsyn till knärot. </w:t>
+      </w:r>
+      <w:r>
+        <w:t>https://www.skogsstyrelsen.se/lag-och-tillsyn/artskydd/vagledningar-och-kunskapsstod-artskydd/vagledning-for-hansyn-till-knarot/.</w:t>
+      </w:r>
+    </w:p>
+    <w:p>
+      <w:r>
+        <w:t xml:space="preserve">SLU Artdatabanken, 2024. </w:t>
+      </w:r>
+      <w:r>
+        <w:rPr>
+          <w:i/>
+        </w:rPr>
+        <w:t xml:space="preserve">Artfaktablad. Naturvård – artfakta. </w:t>
+      </w:r>
+      <w:r>
+        <w:t>SLU Artdatabanken, Uppsala.</w:t>
       </w:r>
     </w:p>
     <w:p>
@@ -1106,7 +1480,7 @@
     <w:r>
       <w:tab/>
       <w:tab/>
-      <w:t>2026-08-23</w:t>
+      <w:t>2026-08-24</w:t>
       <w:br/>
       <w:br/>
     </w:r>

--- a/klagomål/A 32648-2026 FSC-klagomål.docx
+++ b/klagomål/A 32648-2026 FSC-klagomål.docx
@@ -1480,7 +1480,7 @@
     <w:r>
       <w:tab/>
       <w:tab/>
-      <w:t>2026-08-24</w:t>
+      <w:t>2026-08-25</w:t>
       <w:br/>
       <w:br/>
     </w:r>

--- a/klagomål/A 32648-2026 FSC-klagomål.docx
+++ b/klagomål/A 32648-2026 FSC-klagomål.docx
@@ -1480,7 +1480,7 @@
     <w:r>
       <w:tab/>
       <w:tab/>
-      <w:t>2026-08-25</w:t>
+      <w:t>2026-08-26</w:t>
       <w:br/>
       <w:br/>
     </w:r>

--- a/klagomål/A 32648-2026 FSC-klagomål.docx
+++ b/klagomål/A 32648-2026 FSC-klagomål.docx
@@ -1480,7 +1480,7 @@
     <w:r>
       <w:tab/>
       <w:tab/>
-      <w:t>2026-08-26</w:t>
+      <w:t>2026-08-27</w:t>
       <w:br/>
       <w:br/>
     </w:r>

--- a/klagomål/A 32648-2026 FSC-klagomål.docx
+++ b/klagomål/A 32648-2026 FSC-klagomål.docx
@@ -1480,7 +1480,7 @@
     <w:r>
       <w:tab/>
       <w:tab/>
-      <w:t>2026-08-27</w:t>
+      <w:t>2026-08-28</w:t>
       <w:br/>
       <w:br/>
     </w:r>

--- a/klagomål/A 32648-2026 FSC-klagomål.docx
+++ b/klagomål/A 32648-2026 FSC-klagomål.docx
@@ -1480,7 +1480,7 @@
     <w:r>
       <w:tab/>
       <w:tab/>
-      <w:t>2026-08-28</w:t>
+      <w:t>2026-08-29</w:t>
       <w:br/>
       <w:br/>
     </w:r>

--- a/klagomål/A 32648-2026 FSC-klagomål.docx
+++ b/klagomål/A 32648-2026 FSC-klagomål.docx
@@ -1480,7 +1480,7 @@
     <w:r>
       <w:tab/>
       <w:tab/>
-      <w:t>2026-08-29</w:t>
+      <w:t>2026-08-31</w:t>
       <w:br/>
       <w:br/>
     </w:r>

--- a/klagomål/A 32648-2026 FSC-klagomål.docx
+++ b/klagomål/A 32648-2026 FSC-klagomål.docx
@@ -1480,7 +1480,7 @@
     <w:r>
       <w:tab/>
       <w:tab/>
-      <w:t>2026-08-31</w:t>
+      <w:t>2026-09-01</w:t>
       <w:br/>
       <w:br/>
     </w:r>

--- a/klagomål/A 32648-2026 FSC-klagomål.docx
+++ b/klagomål/A 32648-2026 FSC-klagomål.docx
@@ -1480,7 +1480,7 @@
     <w:r>
       <w:tab/>
       <w:tab/>
-      <w:t>2026-09-01</w:t>
+      <w:t>2026-09-02</w:t>
       <w:br/>
       <w:br/>
     </w:r>

--- a/klagomål/A 32648-2026 FSC-klagomål.docx
+++ b/klagomål/A 32648-2026 FSC-klagomål.docx
@@ -1480,7 +1480,7 @@
     <w:r>
       <w:tab/>
       <w:tab/>
-      <w:t>2026-09-02</w:t>
+      <w:t>2026-09-03</w:t>
       <w:br/>
       <w:br/>
     </w:r>

--- a/klagomål/A 32648-2026 FSC-klagomål.docx
+++ b/klagomål/A 32648-2026 FSC-klagomål.docx
@@ -1480,7 +1480,7 @@
     <w:r>
       <w:tab/>
       <w:tab/>
-      <w:t>2026-09-03</w:t>
+      <w:t>2026-09-04</w:t>
       <w:br/>
       <w:br/>
     </w:r>

--- a/klagomål/A 32648-2026 FSC-klagomål.docx
+++ b/klagomål/A 32648-2026 FSC-klagomål.docx
@@ -1480,7 +1480,7 @@
     <w:r>
       <w:tab/>
       <w:tab/>
-      <w:t>2026-09-04</w:t>
+      <w:t>2026-09-05</w:t>
       <w:br/>
       <w:br/>
     </w:r>

--- a/klagomål/A 32648-2026 FSC-klagomål.docx
+++ b/klagomål/A 32648-2026 FSC-klagomål.docx
@@ -1480,7 +1480,7 @@
     <w:r>
       <w:tab/>
       <w:tab/>
-      <w:t>2026-09-05</w:t>
+      <w:t>2026-09-06</w:t>
       <w:br/>
       <w:br/>
     </w:r>

--- a/klagomål/A 32648-2026 FSC-klagomål.docx
+++ b/klagomål/A 32648-2026 FSC-klagomål.docx
@@ -1480,7 +1480,7 @@
     <w:r>
       <w:tab/>
       <w:tab/>
-      <w:t>2026-09-06</w:t>
+      <w:t>2026-09-07</w:t>
       <w:br/>
       <w:br/>
     </w:r>

--- a/klagomål/A 32648-2026 FSC-klagomål.docx
+++ b/klagomål/A 32648-2026 FSC-klagomål.docx
@@ -1480,7 +1480,7 @@
     <w:r>
       <w:tab/>
       <w:tab/>
-      <w:t>2026-09-07</w:t>
+      <w:t>2026-09-08</w:t>
       <w:br/>
       <w:br/>
     </w:r>

--- a/klagomål/A 32648-2026 FSC-klagomål.docx
+++ b/klagomål/A 32648-2026 FSC-klagomål.docx
@@ -1480,7 +1480,7 @@
     <w:r>
       <w:tab/>
       <w:tab/>
-      <w:t>2026-09-08</w:t>
+      <w:t>2026-09-09</w:t>
       <w:br/>
       <w:br/>
     </w:r>

--- a/klagomål/A 32648-2026 FSC-klagomål.docx
+++ b/klagomål/A 32648-2026 FSC-klagomål.docx
@@ -1480,7 +1480,7 @@
     <w:r>
       <w:tab/>
       <w:tab/>
-      <w:t>2026-09-09</w:t>
+      <w:t>2026-09-10</w:t>
       <w:br/>
       <w:br/>
     </w:r>

--- a/klagomål/A 32648-2026 FSC-klagomål.docx
+++ b/klagomål/A 32648-2026 FSC-klagomål.docx
@@ -1480,7 +1480,7 @@
     <w:r>
       <w:tab/>
       <w:tab/>
-      <w:t>2026-09-10</w:t>
+      <w:t>2026-09-11</w:t>
       <w:br/>
       <w:br/>
     </w:r>

--- a/klagomål/A 32648-2026 FSC-klagomål.docx
+++ b/klagomål/A 32648-2026 FSC-klagomål.docx
@@ -1480,7 +1480,7 @@
     <w:r>
       <w:tab/>
       <w:tab/>
-      <w:t>2026-09-11</w:t>
+      <w:t>2026-09-12</w:t>
       <w:br/>
       <w:br/>
     </w:r>

--- a/klagomål/A 32648-2026 FSC-klagomål.docx
+++ b/klagomål/A 32648-2026 FSC-klagomål.docx
@@ -1480,7 +1480,7 @@
     <w:r>
       <w:tab/>
       <w:tab/>
-      <w:t>2026-09-12</w:t>
+      <w:t>2026-09-13</w:t>
       <w:br/>
       <w:br/>
     </w:r>
